--- a/templates/ROYAL/BAHRAIN/afi_noc.docx
+++ b/templates/ROYAL/BAHRAIN/afi_noc.docx
@@ -3333,7 +3333,7 @@
           <w:noProof/>
         </w:rPr>
         <w:drawing>
-          <wp:anchor distT="0" distB="0" distL="114300" distR="114300" simplePos="0" relativeHeight="251663872" behindDoc="1" locked="1" layoutInCell="1" allowOverlap="1" wp14:anchorId="08AB22DF" wp14:editId="40E068A3">
+          <wp:anchor distT="0" distB="0" distL="114300" distR="114300" simplePos="0" relativeHeight="251658240" behindDoc="1" locked="1" layoutInCell="1" allowOverlap="1" wp14:anchorId="08AB22DF" wp14:editId="40E068A3">
             <wp:simplePos x="0" y="0"/>
             <wp:positionH relativeFrom="column">
               <wp:posOffset>4248785</wp:posOffset>
@@ -3407,6 +3407,29 @@
       <w:r>
         <w:rPr>
           <w:rFonts w:eastAsia="Times New Roman" w:cstheme="minorHAnsi"/>
+          <w:noProof/>
+          <w:sz w:val="18"/>
+          <w:szCs w:val="18"/>
+        </w:rPr>
+        <w:pict w14:anchorId="66949239">
+          <v:rect id="_x0000_s2056" style="position:absolute;margin-left:-3.45pt;margin-top:13.95pt;width:125.05pt;height:69.2pt;z-index:251673600">
+            <v:textbox>
+              <w:txbxContent>
+                <w:p>
+                  <w:proofErr w:type="spellStart"/>
+                  <w:r>
+                    <w:t>BoarderBoX</w:t>
+                  </w:r>
+                  <w:proofErr w:type="spellEnd"/>
+                </w:p>
+              </w:txbxContent>
+            </v:textbox>
+          </v:rect>
+        </w:pict>
+      </w:r>
+      <w:r>
+        <w:rPr>
+          <w:rFonts w:eastAsia="Times New Roman" w:cstheme="minorHAnsi"/>
           <w:sz w:val="18"/>
           <w:szCs w:val="18"/>
         </w:rPr>
@@ -3421,6 +3444,27 @@
           <w:szCs w:val="18"/>
         </w:rPr>
       </w:pPr>
+      <w:r>
+        <w:rPr>
+          <w:rFonts w:eastAsia="Times New Roman" w:cstheme="minorHAnsi"/>
+          <w:noProof/>
+          <w:sz w:val="18"/>
+          <w:szCs w:val="18"/>
+        </w:rPr>
+        <w:pict w14:anchorId="174E44D0">
+          <v:rect id="_x0000_s2057" style="position:absolute;margin-left:13.8pt;margin-top:12.65pt;width:81.95pt;height:39.4pt;rotation:-151567fd;z-index:251674624;mso-position-horizontal-relative:text;mso-position-vertical-relative:text" fillcolor="#4f81bd [3204]" stroked="f">
+            <v:textbox>
+              <w:txbxContent>
+                <w:p>
+                  <w:r>
+                    <w:t>{{EMPLOYEE_SIGNATURE}}</w:t>
+                  </w:r>
+                </w:p>
+              </w:txbxContent>
+            </v:textbox>
+          </v:rect>
+        </w:pict>
+      </w:r>
       <w:r>
         <w:rPr>
           <w:rFonts w:eastAsia="Times New Roman" w:cstheme="minorHAnsi"/>
